--- a/docs/registration/word/04_提交材料核对单.docx
+++ b/docs/registration/word/04_提交材料核对单.docx
@@ -4,94 +4,37 @@
   <w:body>
     <w:p>
       <w:pPr>
-        <w:spacing w:before="1400"/>
+        <w:keepNext/>
+        <w:spacing w:after="160"/>
       </w:pPr>
       <w:r>
         <w:rPr>
           <w:rFonts w:ascii="Arial" w:hAnsi="Arial" w:eastAsia="Noto Sans CJK SC"/>
           <w:b/>
-          <w:color w:val="176B60"/>
-          <w:sz w:val="24"/>
+          <w:color w:val="173F3C"/>
+          <w:sz w:val="32"/>
         </w:rPr>
-        <w:t>MEDLABEL REVIEW</w:t>
+        <w:t>药品说明书版本比对与变更审核系统 V1.0</w:t>
       </w:r>
     </w:p>
     <w:p>
       <w:pPr>
-        <w:pStyle w:val="Title"/>
-        <w:spacing w:after="280"/>
+        <w:keepNext/>
+        <w:spacing w:after="180"/>
       </w:pPr>
-      <w:r>
-        <w:t>药品说明书版本比对与变更审核系统</w:t>
-      </w:r>
-    </w:p>
-    <w:p>
-      <w:pPr>
-        <w:spacing w:after="680"/>
-      </w:pPr>
-      <w:r>
-        <w:rPr>
-          <w:rFonts w:ascii="Arial" w:hAnsi="Arial" w:eastAsia="Noto Sans CJK SC"/>
-          <w:b w:val="0"/>
-          <w:color w:val="173F3C"/>
-          <w:sz w:val="44"/>
-        </w:rPr>
-        <w:t>V1.0</w:t>
-      </w:r>
-    </w:p>
-    <w:p>
       <w:r>
         <w:rPr>
           <w:rFonts w:ascii="Arial" w:hAnsi="Arial" w:eastAsia="Noto Sans CJK SC"/>
           <w:b/>
           <w:color w:val="173F3C"/>
-          <w:sz w:val="38"/>
+          <w:sz w:val="30"/>
         </w:rPr>
         <w:t>提交材料核对单</w:t>
       </w:r>
     </w:p>
     <w:p>
       <w:pPr>
-        <w:spacing w:before="240"/>
-      </w:pPr>
-      <w:r>
-        <w:rPr>
-          <w:rFonts w:ascii="Arial" w:hAnsi="Arial" w:eastAsia="Noto Sans CJK SC"/>
-          <w:b w:val="0"/>
-          <w:sz w:val="22"/>
-        </w:rPr>
-        <w:t>著作权人：待申请人填写</w:t>
-      </w:r>
-    </w:p>
-    <w:p>
-      <w:pPr>
-        <w:spacing w:before="240"/>
-      </w:pPr>
-      <w:r>
-        <w:rPr>
-          <w:rFonts w:ascii="Arial" w:hAnsi="Arial" w:eastAsia="Noto Sans CJK SC"/>
-          <w:b w:val="0"/>
-          <w:sz w:val="22"/>
-        </w:rPr>
-        <w:t>对应代码版本：98e406f</w:t>
-      </w:r>
-    </w:p>
-    <w:p>
-      <w:pPr>
-        <w:spacing w:before="240"/>
-      </w:pPr>
-      <w:r>
-        <w:rPr>
-          <w:rFonts w:ascii="Arial" w:hAnsi="Arial" w:eastAsia="Noto Sans CJK SC"/>
-          <w:b w:val="0"/>
-          <w:sz w:val="22"/>
-        </w:rPr>
-        <w:t>文档状态：技术内容已编制，申请信息待确认</w:t>
-      </w:r>
-    </w:p>
-    <w:p>
-      <w:pPr>
-        <w:spacing w:before="720"/>
+        <w:spacing w:after="100"/>
       </w:pPr>
       <w:r>
         <w:rPr>
@@ -100,12 +43,21 @@
           <w:color w:val="526763"/>
           <w:sz w:val="18"/>
         </w:rPr>
-        <w:t>本文所示药品、说明书及审核记录均为软件演示资料。</w:t>
+        <w:t>著作权人：待申请人填写</w:t>
       </w:r>
     </w:p>
     <w:p>
+      <w:pPr>
+        <w:spacing w:after="100"/>
+      </w:pPr>
       <w:r>
-        <w:br w:type="page"/>
+        <w:rPr>
+          <w:rFonts w:ascii="Arial" w:hAnsi="Arial" w:eastAsia="Noto Sans CJK SC"/>
+          <w:b w:val="0"/>
+          <w:color w:val="526763"/>
+          <w:sz w:val="18"/>
+        </w:rPr>
+        <w:t>对应代码版本：98e406f；文档状态：技术内容已编制，申请信息待确认</w:t>
       </w:r>
     </w:p>
     <w:p>
@@ -366,7 +318,7 @@
                 <w:b w:val="0"/>
                 <w:sz w:val="18"/>
               </w:rPr>
-              <w:t>建议使用《用户操作说明书》</w:t>
+              <w:t>可选《软件设计说明书》或《用户操作说明书》中的一种</w:t>
             </w:r>
           </w:p>
         </w:tc>
@@ -385,7 +337,7 @@
                 <w:b w:val="0"/>
                 <w:sz w:val="18"/>
               </w:rPr>
-              <w:t>检查完整流程、真实界面、软件名称及版本一致性</w:t>
+              <w:t>本轮设计说明书系统解释背景、需求与实现；操作说明书解释使用步骤与界面，按办理要求选用</w:t>
             </w:r>
           </w:p>
         </w:tc>
@@ -409,7 +361,7 @@
                 <w:b w:val="0"/>
                 <w:sz w:val="18"/>
               </w:rPr>
-              <w:t>补充技术说明</w:t>
+              <w:t>配套技术文档</w:t>
             </w:r>
           </w:p>
         </w:tc>
@@ -428,7 +380,7 @@
                 <w:b w:val="0"/>
                 <w:sz w:val="18"/>
               </w:rPr>
-              <w:t>《软件设计说明书》</w:t>
+              <w:t>未选作鉴别材料的另一份说明书</w:t>
             </w:r>
           </w:p>
         </w:tc>
@@ -447,7 +399,7 @@
                 <w:b w:val="0"/>
                 <w:sz w:val="18"/>
               </w:rPr>
-              <w:t>作为解释架构和实现的补充；不将它与操作手册都宣称为普遍必交项</w:t>
+              <w:t>供补充说明和自查，不将两份都宣称为普遍必交项</w:t>
             </w:r>
           </w:p>
         </w:tc>
@@ -674,6 +626,19 @@
           <w:b w:val="0"/>
           <w:sz w:val="21"/>
         </w:rPr>
+        <w:t>• □ 确认软件作品说明为原创或修改，按情况提供原登记信息及许可证明。</w:t>
+      </w:r>
+    </w:p>
+    <w:p>
+      <w:pPr>
+        <w:ind w:left="198" w:hanging="142"/>
+      </w:pPr>
+      <w:r>
+        <w:rPr>
+          <w:rFonts w:ascii="Arial" w:hAnsi="Arial" w:eastAsia="Noto Sans CJK SC"/>
+          <w:b w:val="0"/>
+          <w:sz w:val="21"/>
+        </w:rPr>
         <w:t>• □ 按实际情况填写开发完成日期。</w:t>
       </w:r>
     </w:p>
@@ -701,6 +666,19 @@
           <w:sz w:val="21"/>
         </w:rPr>
         <w:t>• □ 按办理要求准备身份证明、适用的权属文件与签章。</w:t>
+      </w:r>
+    </w:p>
+    <w:p>
+      <w:pPr>
+        <w:ind w:left="198" w:hanging="142"/>
+      </w:pPr>
+      <w:r>
+        <w:rPr>
+          <w:rFonts w:ascii="Arial" w:hAnsi="Arial" w:eastAsia="Noto Sans CJK SC"/>
+          <w:b w:val="0"/>
+          <w:sz w:val="21"/>
+        </w:rPr>
+        <w:t>• □ 核实实际开发参与和第三方组件权利来源；本项目使用过 AI 辅助开发与文档制作，学校申报或成果认定另核本校要求。</w:t>
       </w:r>
     </w:p>
     <w:p>
@@ -958,7 +936,7 @@
                 <w:b w:val="0"/>
                 <w:sz w:val="18"/>
               </w:rPr>
-              <w:t>说明统计范围和口径；当前结果为“4,505 个物理行；4,079 个非空源代码行；完整显示编排 82 页”</w:t>
+              <w:t>说明统计范围和口径；当前结果为“4,505 个物理行；4,079 个非空源代码行；4,490 个显示行；完整显示编排 75 页”</w:t>
             </w:r>
           </w:p>
         </w:tc>
@@ -1197,6 +1175,49 @@
                 <w:b w:val="0"/>
                 <w:sz w:val="18"/>
               </w:rPr>
+              <w:t>计行说明</w:t>
+            </w:r>
+          </w:p>
+        </w:tc>
+        <w:tc>
+          <w:tcPr>
+            <w:tcW w:type="dxa" w:w="4762"/>
+            <w:vAlign w:val="center"/>
+          </w:tcPr>
+          <w:p>
+            <w:pPr>
+              <w:spacing w:before="60" w:after="60" w:line="280" w:lineRule="exact"/>
+            </w:pPr>
+            <w:r>
+              <w:rPr>
+                <w:rFonts w:ascii="Arial" w:hAnsi="Arial" w:eastAsia="Noto Sans CJK SC"/>
+                <w:b w:val="0"/>
+                <w:sz w:val="18"/>
+              </w:rPr>
+              <w:t>本次前 59 个提交页各 60 个显示行，末页 50 个；原始行号及续行标记另列，不以显示行数冒充源程序总行数，不把自动校验视为登记机构认可</w:t>
+            </w:r>
+          </w:p>
+        </w:tc>
+      </w:tr>
+      <w:tr>
+        <w:trPr>
+          <w:cantSplit/>
+        </w:trPr>
+        <w:tc>
+          <w:tcPr>
+            <w:tcW w:type="dxa" w:w="4762"/>
+            <w:vAlign w:val="center"/>
+          </w:tcPr>
+          <w:p>
+            <w:pPr>
+              <w:spacing w:before="60" w:after="60" w:line="280" w:lineRule="exact"/>
+            </w:pPr>
+            <w:r>
+              <w:rPr>
+                <w:rFonts w:ascii="Arial" w:hAnsi="Arial" w:eastAsia="Noto Sans CJK SC"/>
+                <w:b w:val="0"/>
+                <w:sz w:val="18"/>
+              </w:rPr>
               <w:t>排除项</w:t>
             </w:r>
           </w:p>
@@ -1410,7 +1431,7 @@
           <w:b w:val="0"/>
           <w:sz w:val="21"/>
         </w:rPr>
-        <w:t>3. 将正式操作说明书作为文档鉴别材料的候选文档，并按最终排版页数处理。</w:t>
+        <w:t>3. 从设计说明书或操作说明书中选定文档鉴别材料，并按最终排版页数处理；不把申请填报参考当作官方申请表。</w:t>
       </w:r>
     </w:p>
     <w:p>
@@ -1613,7 +1634,7 @@
                 <w:b w:val="0"/>
                 <w:sz w:val="18"/>
               </w:rPr>
-              <w:t>操作说明书版本及最终页数</w:t>
+              <w:t>设计及操作说明书版本与页数</w:t>
             </w:r>
           </w:p>
         </w:tc>
@@ -1632,7 +1653,7 @@
                 <w:b w:val="0"/>
                 <w:sz w:val="18"/>
               </w:rPr>
-              <w:t>V1.0；本次归档 PDF 为 18 页，修改 Word 后须重新核对</w:t>
+              <w:t>V1.0；最终 PDF 页数见 document_manifest.json，修改 Word 后须重新核对</w:t>
             </w:r>
           </w:p>
         </w:tc>
@@ -1675,7 +1696,7 @@
                 <w:b w:val="0"/>
                 <w:sz w:val="18"/>
               </w:rPr>
-              <w:t>4,505 个物理行；4,079 个非空源代码行；完整显示编排 82 页</w:t>
+              <w:t>4,505 个物理行；4,079 个非空源代码行；完整显示编排 75 页</w:t>
             </w:r>
           </w:p>
         </w:tc>
@@ -1718,7 +1739,7 @@
                 <w:b w:val="0"/>
                 <w:sz w:val="18"/>
               </w:rPr>
-              <w:t>全量编排第 1—30 页与第 53—82 页；已核对归档 PDF 共 60 页</w:t>
+              <w:t>全量编排第 1—30 页与第 46—75 页，共 60 页</w:t>
             </w:r>
           </w:p>
         </w:tc>

--- a/docs/registration/word/04_提交材料核对单.docx
+++ b/docs/registration/word/04_提交材料核对单.docx
@@ -67,7 +67,7 @@
           <w:b w:val="0"/>
           <w:sz w:val="21"/>
         </w:rPr>
-        <w:t>本核对单用于将本项目整理为可复核的登记材料。技术文档可以先行完成；身份、权属、日期和签章等项目须由申请人按真实情况补充。本文不表示材料已经提交或登记已经获准。</w:t>
+        <w:t>本核对单用于将本项目整理为可复核的登记材料。申请人已确认以个人（自然人）名义自行办理，不委托代理机构。技术文档可以先行完成；姓名、权属、日期和签名等项目须由申请人按真实情况补充。本文不表示材料已经提交或登记已经获准。</w:t>
       </w:r>
     </w:p>
     <w:p>
@@ -175,7 +175,7 @@
                 <w:b w:val="0"/>
                 <w:sz w:val="18"/>
               </w:rPr>
-              <w:t>官方软件著作权登记申请表</w:t>
+              <w:t>官方软件著作权登记申请表及签章页</w:t>
             </w:r>
           </w:p>
         </w:tc>
@@ -213,7 +213,7 @@
                 <w:b w:val="0"/>
                 <w:sz w:val="18"/>
               </w:rPr>
-              <w:t>在官方办理系统录入并核实全部信息，按要求签章</w:t>
+              <w:t>在官方办理系统录入并核实全部信息，下载系统生成的签章页，由本人按要求签名后上传</w:t>
             </w:r>
           </w:p>
         </w:tc>
@@ -423,7 +423,7 @@
                 <w:b w:val="0"/>
                 <w:sz w:val="18"/>
               </w:rPr>
-              <w:t>申请人身份证明</w:t>
+              <w:t>自然人身份证明</w:t>
             </w:r>
           </w:p>
         </w:tc>
@@ -461,7 +461,7 @@
                 <w:b w:val="0"/>
                 <w:sz w:val="18"/>
               </w:rPr>
-              <w:t>依实际申请人类型及办理要求提交</w:t>
+              <w:t>本人完成官方实名认证并提交对应证明；中国大陆自然人通常使用居民身份证，其他身份按官方对应要求准备</w:t>
             </w:r>
           </w:p>
         </w:tc>
@@ -570,6 +570,16 @@
       </w:r>
     </w:p>
     <w:p>
+      <w:r>
+        <w:rPr>
+          <w:rFonts w:ascii="Arial" w:hAnsi="Arial" w:eastAsia="Noto Sans CJK SC"/>
+          <w:b w:val="0"/>
+          <w:sz w:val="21"/>
+        </w:rPr>
+        <w:t>本次为本人自行办理，不预设代理委托书、单位营业执照或学校内部审批件。个人申报不免除实际存在的职务、委托、合作或权利继受关系的证明要求。</w:t>
+      </w:r>
+    </w:p>
+    <w:p>
       <w:pPr>
         <w:pStyle w:val="Heading2"/>
       </w:pPr>
@@ -587,7 +597,20 @@
           <w:b w:val="0"/>
           <w:sz w:val="21"/>
         </w:rPr>
-        <w:t>• □ 确认著作权人完整名称与申请人类型。</w:t>
+        <w:t>• ☑ 申请人类型为自然人，办理方式为本人自行申请。</w:t>
+      </w:r>
+    </w:p>
+    <w:p>
+      <w:pPr>
+        <w:ind w:left="198" w:hanging="142"/>
+      </w:pPr>
+      <w:r>
+        <w:rPr>
+          <w:rFonts w:ascii="Arial" w:hAnsi="Arial" w:eastAsia="Noto Sans CJK SC"/>
+          <w:b w:val="0"/>
+          <w:sz w:val="21"/>
+        </w:rPr>
+        <w:t>• □ 按本人身份证明填写著作权人完整姓名，并核实本人权利归属。</w:t>
       </w:r>
     </w:p>
     <w:p>
@@ -678,7 +701,7 @@
           <w:b w:val="0"/>
           <w:sz w:val="21"/>
         </w:rPr>
-        <w:t>• □ 核实实际开发参与和第三方组件权利来源；本项目使用过 AI 辅助开发与文档制作，学校申报或成果认定另核本校要求。</w:t>
+        <w:t>• □ 核实实际开发参与和第三方组件权利来源；本项目使用过 AI 辅助开发与文档制作。日后若用于毕业或校内成果认定，再另核本校要求。</w:t>
       </w:r>
     </w:p>
     <w:p>

--- a/docs/registration/word/04_提交材料核对单.docx
+++ b/docs/registration/word/04_提交材料核对单.docx
@@ -68,6 +68,24 @@
           <w:sz w:val="21"/>
         </w:rPr>
         <w:t>本核对单用于将本项目整理为可复核的登记材料。申请人已确认以个人（自然人）名义自行办理，不委托代理机构。技术文档可以先行完成；姓名、权属、日期和签名等项目须由申请人按真实情况补充。本文不表示材料已经提交或登记已经获准。</w:t>
+      </w:r>
+    </w:p>
+    <w:p>
+      <w:r>
+        <w:rPr>
+          <w:rFonts w:ascii="Arial" w:hAnsi="Arial" w:eastAsia="Noto Sans CJK SC"/>
+          <w:b/>
+          <w:sz w:val="21"/>
+        </w:rPr>
+        <w:t>前置待办：核对 AI 使用声明。</w:t>
+      </w:r>
+      <w:r>
+        <w:rPr>
+          <w:rFonts w:ascii="Arial" w:hAnsi="Arial" w:eastAsia="Noto Sans CJK SC"/>
+          <w:b w:val="0"/>
+          <w:sz w:val="21"/>
+        </w:rPr>
+        <w:t xml:space="preserve"> 本项目代码与文档使用过 AI。2026-03-15 官方公告确认更换申请表，深圳市软件行业协会的新旧表对照列有未使用 AI 开发、撰写文档及生成申请材料的声明。当前系统生成页及本项目适用口径尚未核实，应先向登记机构如实确认；不得签署与事实不符的声明。仅补个人信息、改写文风或降低检测分数不能完成此项确认。来源及证据范围见《登记申请信息草稿》第 0 节。</w:t>
       </w:r>
     </w:p>
     <w:p>
@@ -585,6 +603,19 @@
       </w:pPr>
       <w:r>
         <w:t>2. 申请人必须补齐的事项</w:t>
+      </w:r>
+    </w:p>
+    <w:p>
+      <w:pPr>
+        <w:ind w:left="198" w:hanging="142"/>
+      </w:pPr>
+      <w:r>
+        <w:rPr>
+          <w:rFonts w:ascii="Arial" w:hAnsi="Arial" w:eastAsia="Noto Sans CJK SC"/>
+          <w:b w:val="0"/>
+          <w:sz w:val="21"/>
+        </w:rPr>
+        <w:t>• □ 先核对当次官方申报声明，并就本项目 AI 参与事实向登记机构确认适用口径；未确认前不将本包当作可直接提交的定稿。</w:t>
       </w:r>
     </w:p>
     <w:p>
@@ -1434,7 +1465,7 @@
           <w:b w:val="0"/>
           <w:sz w:val="21"/>
         </w:rPr>
-        <w:t>1. 先阅读《登记申请信息草稿》，补齐申请人必须确认的字段。</w:t>
+        <w:t>1. 先阅读《登记申请信息草稿》第 0 节，核实 AI 使用与当前申报声明的适用关系；随后按真实情况补齐字段。</w:t>
       </w:r>
     </w:p>
     <w:p>
